--- a/publication_paper_v2/TuNguyen_PublicationPaper_MaxSAT_Formulation_Phase3_V1.7_New_Not_Review_Yet.docx
+++ b/publication_paper_v2/TuNguyen_PublicationPaper_MaxSAT_Formulation_Phase3_V1.7_New_Not_Review_Yet.docx
@@ -24725,7 +24725,7 @@
           <w:sz w:val="22"/>
           <w:szCs w:val="22"/>
         </w:rPr>
-        <w:t>For a fixed candidate schedule x and a scenario θₖ, define Q_k(x) as the existing soft-clause objective (equations 6–11, Section E) evaluated with ρπ = ρπ^(k), τᵈ⁰ = τᵈ⁰^(k) substituted throughout — the credit formulas, geometric weights w₄=1000w₃ etc., and dual discovery guards are byte-for-byte unchanged. Q_k is not a new function; it is the same Section E objective, called once per scenario:</w:t>
+        <w:t>For a fixed candidate schedule x and a scenario θₖ, define Q_k(x) as the existing soft-clause objective (equations 6–11, Section E) evaluated with ρπ = ρπ^(k), τᵈ⁰ = τᵈ⁰^(k) substituted throughout — the credit formulas, geometric weights w₄=1000w₃ etc., and dual discovery guards are byte-for-byte unchanged. Q_k is not a new function; it is the same Section E objective, called once per scenario. It is also the same function Algorithm 1 (Section F) calls Q(x) at its single fixed (unsubscripted) scenario — Q_k(x) and Algorithm 1's Q(x) coincide exactly whenever θₖ equals the one scenario Algorithm 1 is currently operating under; the subscript exists in Section L only because multiple scenarios are in play simultaneously, not because a different function is being computed:</w:t>
       </w:r>
     </w:p>
     <w:p>
@@ -24875,7 +24875,7 @@
                 <w:sz w:val="19"/>
                 <w:szCs w:val="19"/>
               </w:rPr>
-              <w:t>Step 1 — finite levels: each Q_k(x) is a sum of finitely many finite weights, so it can only ever take finitely many integer values. Call this set of achievable values L_k (e.g. with soft-clause weights 3 and 5, L_k = {0, 3, 5, 8} — every possible subset sum, nothing else).</w:t>
+              <w:t>Step 1 — finite levels: each Q_k(x) is a sum of finitely many finite weights, so it can only ever take finitely many integer values. Call this set of achievable values V_k (e.g. with soft-clause weights 3 and 5, V_k = {0, 3, 5, 8} — every possible subset sum, nothing else).</w:t>
             </w:r>
           </w:p>
           <w:p>
@@ -24889,7 +24889,8 @@
                 <w:sz w:val="19"/>
                 <w:szCs w:val="19"/>
               </w:rPr>
-              <w:t>Step 2 — one threshold indicator per level: for each scenario k and each level v ∈ L_k, add a Boolean variable y_{k,v} meaning “Q_k(x) ≥ v.” Standard ordering clauses link adjacent levels (y_{k,v} ⇒ y_{k,v′} for v′&lt;v), so the indicators behave like a counter, not independent guesses.</w:t>
+              <w:lastRenderedPageBreak/>
+              <w:t>Step 2 — one threshold indicator per level: for each scenario k and each level v ∈ V_k, add a Boolean variable y_{k,v} meaning “Q_k(x) ≥ v.” Standard ordering clauses link adjacent levels (y_{k,v} ⇒ y_{k,v′} for v′&lt;v), so the indicators behave like a counter, not independent guesses.</w:t>
             </w:r>
           </w:p>
           <w:p>
@@ -24903,7 +24904,7 @@
                 <w:sz w:val="19"/>
                 <w:szCs w:val="19"/>
               </w:rPr>
-              <w:t>Step 3 — one global indicator chain for z: over the union of all scenarios’ levels, add z_v meaning “the robust score is ≥ v,” with z_v asserted only when every scenario’s own y_{k,v} holds — z_v ⇒ y_{k,v} for all k. This is what replaces equation 18; z’s value is read off as the highest v with z_v true.</w:t>
+              <w:t>Step 3 — one global indicator chain, named r to avoid reusing z (the zone index used throughout C1–C15 and every credit formula in this document): over the union of all scenarios’ levels, add r_v meaning “the robust score is ≥ v,” with r_v asserted only when every scenario’s own y_{k,v} holds — r_v ⇒ y_{k,v} for all k. This is what replaces equation 18; r’s value is read off as the highest v with r_v true.</w:t>
             </w:r>
           </w:p>
           <w:p>
@@ -24917,8 +24918,7 @@
                 <w:sz w:val="19"/>
                 <w:szCs w:val="19"/>
               </w:rPr>
-              <w:lastRenderedPageBreak/>
-              <w:t>Step 4 — objective: maximize the number of true z_v indicators, weighted so higher levels dominate lower ones (the same geometric-weighting device already used for L4–L1 in Section E, reused here rather than invented).     (18, threshold-chain encoding)</w:t>
+              <w:t>Step 4 — objective: maximize the number of true r_v indicators, weighted so higher levels dominate lower ones (the same geometric-weighting device already used for L4–L1 in Section E, reused here rather than invented).     (18, threshold-chain encoding)</w:t>
             </w:r>
           </w:p>
           <w:p>
@@ -25014,7 +25014,7 @@
                 <w:sz w:val="19"/>
                 <w:szCs w:val="19"/>
               </w:rPr>
-              <w:t>Two scenarios: L_A = {0,3,5,8}, L_B = {0,2,4,6}. Suppose a candidate x achieves Q_A(x)=8 (both A-clauses satisfied) and Q_B(x)=2 (one B-clause satisfied). True worst case: min(8,2) = 2.</w:t>
+              <w:t>Two scenarios: V_A = {0,3,5,8}, V_B = {0,2,4,6}. Suppose a candidate x achieves Q_A(x)=8 (both A-clauses satisfied) and Q_B(x)=2 (one B-clause satisfied). True worst case: min(8,2) = 2.</w:t>
             </w:r>
           </w:p>
           <w:p>
@@ -25028,7 +25028,7 @@
                 <w:sz w:val="19"/>
                 <w:szCs w:val="19"/>
               </w:rPr>
-              <w:t>Encoding: z_v is true only when y_{A,v} AND y_{B,v} both hold. y_{A,v} holds for v ≤ 8; y_{B,v} holds for v ≤ 2. So z_v is true exactly for v ∈ {0,2} — the highest is v=2.</w:t>
+              <w:t>Encoding: r_v is true only when y_{A,v} AND y_{B,v} both hold. y_{A,v} holds for v ≤ 8; y_{B,v} holds for v ≤ 2. So r_v is true exactly for v ∈ {0,2} — the highest is v=2.</w:t>
             </w:r>
           </w:p>
           <w:p>
@@ -25042,7 +25042,7 @@
                 <w:sz w:val="19"/>
                 <w:szCs w:val="19"/>
               </w:rPr>
-              <w:t>z* = 2, matching the true minimum exactly. This holds in general, not just this example: z_v requires every scenario to certify at least v, so the highest true z_v is always the smallest of the per-scenario certified levels — by construction, not by coincidence.</w:t>
+              <w:t>r* = 2, matching the true minimum exactly. This holds in general, not just this example: r_v requires every scenario to certify at least v, so the highest true r_v is always the smallest of the per-scenario certified levels — by construction, not by coincidence.</w:t>
             </w:r>
           </w:p>
         </w:tc>
@@ -25285,7 +25285,7 @@
                 <w:sz w:val="19"/>
                 <w:szCs w:val="19"/>
               </w:rPr>
-              <w:t>This containment argument only holds if the threshold-chain encoding itself adds polynomial overhead, not exponential — otherwise hardness could in principle hide inside the encoding rather than the problem. It does: |L_k| is bounded by the sum of the soft-clause weights for scenario k, which is polynomial in the instance size for any instance with polynomially-bounded weights (true throughout this document), and the encoding adds one indicator and a constant number of clauses per level. The encoding is therefore a polynomial-time reduction from the robust problem to weighted MAXSAT, which is exactly what NP-hardness requires.</w:t>
+              <w:t>This containment argument only holds if the threshold-chain encoding itself adds polynomial overhead, not exponential — otherwise hardness could in principle hide inside the encoding rather than the problem. It does: |V_k| is bounded by the sum of the soft-clause weights for scenario k, which is polynomial in the instance size for any instance with polynomially-bounded weights (true throughout this document), and the encoding adds one indicator and a constant number of clauses per level. The encoding is therefore a polynomial-time reduction from the robust problem to weighted MAXSAT, which is exactly what NP-hardness requires.</w:t>
             </w:r>
           </w:p>
         </w:tc>
@@ -26852,6 +26852,92 @@
     </w:lvl>
   </w:abstractNum>
   <w:abstractNum w:abstractNumId="14" w15:restartNumberingAfterBreak="0">
+    <w:nsid w:val="5DFA10D5"/>
+    <w:multiLevelType w:val="hybridMultilevel"/>
+    <w:tmpl w:val="D576B34C"/>
+    <w:lvl w:ilvl="0" w:tplc="E6308330">
+      <w:start w:val="1"/>
+      <w:numFmt w:val="bullet"/>
+      <w:lvlText w:val="●"/>
+      <w:lvlJc w:val="left"/>
+      <w:pPr>
+        <w:ind w:left="720" w:hanging="360"/>
+      </w:pPr>
+    </w:lvl>
+    <w:lvl w:ilvl="1" w:tplc="30686986">
+      <w:start w:val="1"/>
+      <w:numFmt w:val="bullet"/>
+      <w:lvlText w:val="○"/>
+      <w:lvlJc w:val="left"/>
+      <w:pPr>
+        <w:ind w:left="1440" w:hanging="360"/>
+      </w:pPr>
+    </w:lvl>
+    <w:lvl w:ilvl="2" w:tplc="ADC4ADE2">
+      <w:start w:val="1"/>
+      <w:numFmt w:val="bullet"/>
+      <w:lvlText w:val="■"/>
+      <w:lvlJc w:val="left"/>
+      <w:pPr>
+        <w:ind w:left="2160" w:hanging="360"/>
+      </w:pPr>
+    </w:lvl>
+    <w:lvl w:ilvl="3" w:tplc="4454D726">
+      <w:start w:val="1"/>
+      <w:numFmt w:val="bullet"/>
+      <w:lvlText w:val="●"/>
+      <w:lvlJc w:val="left"/>
+      <w:pPr>
+        <w:ind w:left="2880" w:hanging="360"/>
+      </w:pPr>
+    </w:lvl>
+    <w:lvl w:ilvl="4" w:tplc="588EBD90">
+      <w:start w:val="1"/>
+      <w:numFmt w:val="bullet"/>
+      <w:lvlText w:val="○"/>
+      <w:lvlJc w:val="left"/>
+      <w:pPr>
+        <w:ind w:left="3600" w:hanging="360"/>
+      </w:pPr>
+    </w:lvl>
+    <w:lvl w:ilvl="5" w:tplc="DF8C8278">
+      <w:start w:val="1"/>
+      <w:numFmt w:val="bullet"/>
+      <w:lvlText w:val="■"/>
+      <w:lvlJc w:val="left"/>
+      <w:pPr>
+        <w:ind w:left="4320" w:hanging="360"/>
+      </w:pPr>
+    </w:lvl>
+    <w:lvl w:ilvl="6" w:tplc="B6265EFE">
+      <w:start w:val="1"/>
+      <w:numFmt w:val="bullet"/>
+      <w:lvlText w:val="●"/>
+      <w:lvlJc w:val="left"/>
+      <w:pPr>
+        <w:ind w:left="5040" w:hanging="360"/>
+      </w:pPr>
+    </w:lvl>
+    <w:lvl w:ilvl="7" w:tplc="C28E464A">
+      <w:start w:val="1"/>
+      <w:numFmt w:val="bullet"/>
+      <w:lvlText w:val="●"/>
+      <w:lvlJc w:val="left"/>
+      <w:pPr>
+        <w:ind w:left="5760" w:hanging="360"/>
+      </w:pPr>
+    </w:lvl>
+    <w:lvl w:ilvl="8" w:tplc="D8EC7184">
+      <w:start w:val="1"/>
+      <w:numFmt w:val="bullet"/>
+      <w:lvlText w:val="●"/>
+      <w:lvlJc w:val="left"/>
+      <w:pPr>
+        <w:ind w:left="6480" w:hanging="360"/>
+      </w:pPr>
+    </w:lvl>
+  </w:abstractNum>
+  <w:abstractNum w:abstractNumId="15" w15:restartNumberingAfterBreak="0">
     <w:nsid w:val="68E67A0F"/>
     <w:multiLevelType w:val="multilevel"/>
     <w:tmpl w:val="E0F0EA88"/>
@@ -27000,7 +27086,7 @@
       </w:rPr>
     </w:lvl>
   </w:abstractNum>
-  <w:abstractNum w:abstractNumId="15" w15:restartNumberingAfterBreak="0">
+  <w:abstractNum w:abstractNumId="16" w15:restartNumberingAfterBreak="0">
     <w:nsid w:val="76BE2DCD"/>
     <w:multiLevelType w:val="hybridMultilevel"/>
     <w:tmpl w:val="822A18EE"/>
@@ -27086,7 +27172,7 @@
       </w:pPr>
     </w:lvl>
   </w:abstractNum>
-  <w:abstractNum w:abstractNumId="16" w15:restartNumberingAfterBreak="0">
+  <w:abstractNum w:abstractNumId="17" w15:restartNumberingAfterBreak="0">
     <w:nsid w:val="7D6269D4"/>
     <w:multiLevelType w:val="multilevel"/>
     <w:tmpl w:val="78A6E202"/>
@@ -27239,10 +27325,10 @@
     <w:abstractNumId w:val="13"/>
   </w:num>
   <w:num w:numId="2" w16cid:durableId="232357009">
-    <w:abstractNumId w:val="14"/>
+    <w:abstractNumId w:val="15"/>
   </w:num>
   <w:num w:numId="3" w16cid:durableId="768549773">
-    <w:abstractNumId w:val="15"/>
+    <w:abstractNumId w:val="16"/>
     <w:lvlOverride w:ilvl="0">
       <w:startOverride w:val="1"/>
     </w:lvlOverride>
@@ -27263,7 +27349,7 @@
     <w:abstractNumId w:val="10"/>
   </w:num>
   <w:num w:numId="9" w16cid:durableId="1973367779">
-    <w:abstractNumId w:val="16"/>
+    <w:abstractNumId w:val="17"/>
   </w:num>
   <w:num w:numId="10" w16cid:durableId="249966904">
     <w:abstractNumId w:val="9"/>
@@ -27309,6 +27395,12 @@
   </w:num>
   <w:num w:numId="17" w16cid:durableId="634027597">
     <w:abstractNumId w:val="11"/>
+    <w:lvlOverride w:ilvl="0">
+      <w:startOverride w:val="1"/>
+    </w:lvlOverride>
+  </w:num>
+  <w:num w:numId="18" w16cid:durableId="890920075">
+    <w:abstractNumId w:val="14"/>
     <w:lvlOverride w:ilvl="0">
       <w:startOverride w:val="1"/>
     </w:lvlOverride>
